--- a/Roteiro - Redes 2 - Como a internet chega.docx
+++ b/Roteiro - Redes 2 - Como a internet chega.docx
@@ -4093,7 +4093,7 @@
           <w:i/>
           <w:sz w:val="22"/>
         </w:rPr>
-        <w:t>"Procurem um cabo de rede em casa e leiam o que está escrito na capa. Anotem a categoria, o fabricante e o número da metragem. Se não acharem cabo de rede, sirva qualquer cabo: o da TV, o de energia. Tragam anotado — a gente vai comparar as capas na aula."</w:t>
+        <w:t>"Hoje vocês leram a etiqueta do roteador e a capa do cabo aqui na bancada. Em casa, façam o mesmo com o roteador de vocês: marca, modelo, velocidade do Wi-Fi e se é Dual Band. Senha não se anota nem se fotografa — se for tirar foto, tampem com o dedo. Tragam anotado que a gente compara os aparelhos da turma."</w:t>
       </w:r>
     </w:p>
     <w:p>

--- a/Roteiro - Redes 2 - Como a internet chega.docx
+++ b/Roteiro - Redes 2 - Como a internet chega.docx
@@ -343,6 +343,36 @@
               <w:rPr>
                 <w:sz w:val="20"/>
               </w:rPr>
+              <w:t>Pedaço de cabo Cat5e e de Cat6 (com a capa legível)</w:t>
+            </w:r>
+          </w:p>
+        </w:tc>
+        <w:tc>
+          <w:tcPr>
+            <w:tcW w:type="dxa" w:w="5953"/>
+          </w:tcPr>
+          <w:p>
+            <w:r/>
+            <w:r>
+              <w:rPr>
+                <w:sz w:val="20"/>
+              </w:rPr>
+              <w:t>Ficha do cabo (página 5 da folha)</w:t>
+            </w:r>
+          </w:p>
+        </w:tc>
+      </w:tr>
+      <w:tr>
+        <w:tc>
+          <w:tcPr>
+            <w:tcW w:type="dxa" w:w="3402"/>
+          </w:tcPr>
+          <w:p>
+            <w:r/>
+            <w:r>
+              <w:rPr>
+                <w:sz w:val="20"/>
+              </w:rPr>
               <w:t>Régua de tomadas</w:t>
             </w:r>
           </w:p>
@@ -490,7 +520,7 @@
         <w:rPr>
           <w:sz w:val="22"/>
         </w:rPr>
-        <w:t>A folha do aluno (3 páginas), uma por pessoa</w:t>
+        <w:t>A folha do aluno (5 páginas), uma por pessoa</w:t>
       </w:r>
     </w:p>
     <w:p>
@@ -514,7 +544,7 @@
         <w:rPr>
           <w:sz w:val="22"/>
         </w:rPr>
-        <w:t>A ficha de identificação de equipamento faz parte da folha (página 3), uma por equipe</w:t>
+        <w:t>As fichas de identificação fazem parte da folha: roteador (páginas 3 e 4) e cabo (página 5)</w:t>
       </w:r>
     </w:p>
     <w:p>
@@ -2279,6 +2309,45 @@
           <w:color w:val="0B5C5C"/>
           <w:sz w:val="24"/>
         </w:rPr>
+        <w:t>+1: o cabo de rede — 3 min</w:t>
+      </w:r>
+    </w:p>
+    <w:p>
+      <w:pPr>
+        <w:spacing w:after="80"/>
+      </w:pPr>
+      <w:r>
+        <w:rPr>
+          <w:b w:val="0"/>
+          <w:i w:val="0"/>
+          <w:sz w:val="22"/>
+        </w:rPr>
+        <w:t>Levante um cabo e passe pela turma:</w:t>
+      </w:r>
+    </w:p>
+    <w:p>
+      <w:pPr>
+        <w:spacing w:after="80"/>
+      </w:pPr>
+      <w:r>
+        <w:rPr>
+          <w:b w:val="0"/>
+          <w:i/>
+          <w:sz w:val="22"/>
+        </w:rPr>
+        <w:t>"Este aqui não é equipamento: não cria rede, não tem Wi-Fi, não tem luz. Mas é ele que liga os cinco — e é o item que mais dá defeito no atendimento. A etiqueta dele está na própria capa. Daqui a pouco vocês vão ler."</w:t>
+      </w:r>
+    </w:p>
+    <w:p>
+      <w:pPr>
+        <w:spacing w:before="200" w:after="120"/>
+      </w:pPr>
+      <w:r>
+        <w:rPr>
+          <w:b/>
+          <w:color w:val="0B5C5C"/>
+          <w:sz w:val="24"/>
+        </w:rPr>
         <w:t>E a caixinha do provedor</w:t>
       </w:r>
     </w:p>
@@ -2393,7 +2462,19 @@
         <w:rPr>
           <w:sz w:val="22"/>
         </w:rPr>
-        <w:t>Ler a etiqueta e preencher a ficha (na página 3 da folha do aluno): nome de rede, endereço de configuração, modelo, série</w:t>
+        <w:t>Ler a etiqueta de dois roteadores e preencher a ficha (páginas 3 e 4 da folha do aluno)</w:t>
+      </w:r>
+    </w:p>
+    <w:p>
+      <w:pPr>
+        <w:pStyle w:val="ListBullet"/>
+        <w:spacing w:after="40"/>
+      </w:pPr>
+      <w:r>
+        <w:rPr>
+          <w:sz w:val="22"/>
+        </w:rPr>
+        <w:t>Ler a capa de um cabo Cat5e e de um Cat6 e preencher a ficha do cabo (página 5)</w:t>
       </w:r>
     </w:p>
     <w:p>
@@ -2525,203 +2606,32 @@
         <w:t>A etiqueta embaixo</w:t>
       </w:r>
     </w:p>
-    <w:tbl>
-      <w:tblPr>
-        <w:tblStyle w:val="LightGrid-Accent1"/>
-        <w:tblW w:type="auto" w:w="0"/>
-        <w:tblLook w:firstColumn="1" w:firstRow="1" w:lastColumn="0" w:lastRow="0" w:noHBand="0" w:noVBand="1" w:val="04A0"/>
-      </w:tblPr>
-      <w:tblGrid>
-        <w:gridCol w:w="4986"/>
-        <w:gridCol w:w="4986"/>
-      </w:tblGrid>
-      <w:tr>
-        <w:tc>
-          <w:tcPr>
-            <w:tcW w:type="dxa" w:w="3685"/>
-            <w:shd w:val="clear" w:color="auto" w:fill="0B5C5C"/>
-          </w:tcPr>
-          <w:p>
-            <w:r/>
-            <w:r>
-              <w:rPr>
-                <w:b/>
-                <w:color w:val="FFFFFF"/>
-                <w:sz w:val="20"/>
-              </w:rPr>
-              <w:t>O que tem na etiqueta</w:t>
-            </w:r>
-          </w:p>
-        </w:tc>
-        <w:tc>
-          <w:tcPr>
-            <w:tcW w:type="dxa" w:w="5669"/>
-            <w:shd w:val="clear" w:color="auto" w:fill="0B5C5C"/>
-          </w:tcPr>
-          <w:p>
-            <w:r/>
-            <w:r>
-              <w:rPr>
-                <w:b/>
-                <w:color w:val="FFFFFF"/>
-                <w:sz w:val="20"/>
-              </w:rPr>
-              <w:t>Para que serve</w:t>
-            </w:r>
-          </w:p>
-        </w:tc>
-      </w:tr>
-      <w:tr>
-        <w:tc>
-          <w:tcPr>
-            <w:tcW w:type="dxa" w:w="3685"/>
-          </w:tcPr>
-          <w:p>
-            <w:r/>
-            <w:r>
-              <w:rPr>
-                <w:sz w:val="20"/>
-              </w:rPr>
-              <w:t>Nome da rede (SSID) de fábrica</w:t>
-            </w:r>
-          </w:p>
-        </w:tc>
-        <w:tc>
-          <w:tcPr>
-            <w:tcW w:type="dxa" w:w="5669"/>
-          </w:tcPr>
-          <w:p>
-            <w:r/>
-            <w:r>
-              <w:rPr>
-                <w:sz w:val="20"/>
-              </w:rPr>
-              <w:t>É o nome que aparece na lista antes de alguém trocar</w:t>
-            </w:r>
-          </w:p>
-        </w:tc>
-      </w:tr>
-      <w:tr>
-        <w:tc>
-          <w:tcPr>
-            <w:tcW w:type="dxa" w:w="3685"/>
-          </w:tcPr>
-          <w:p>
-            <w:r/>
-            <w:r>
-              <w:rPr>
-                <w:sz w:val="20"/>
-              </w:rPr>
-              <w:t>Senha do Wi-Fi de fábrica</w:t>
-            </w:r>
-          </w:p>
-        </w:tc>
-        <w:tc>
-          <w:tcPr>
-            <w:tcW w:type="dxa" w:w="5669"/>
-          </w:tcPr>
-          <w:p>
-            <w:r/>
-            <w:r>
-              <w:rPr>
-                <w:sz w:val="20"/>
-              </w:rPr>
-              <w:t>Conectar na primeira vez</w:t>
-            </w:r>
-          </w:p>
-        </w:tc>
-      </w:tr>
-      <w:tr>
-        <w:tc>
-          <w:tcPr>
-            <w:tcW w:type="dxa" w:w="3685"/>
-          </w:tcPr>
-          <w:p>
-            <w:r/>
-            <w:r>
-              <w:rPr>
-                <w:sz w:val="20"/>
-              </w:rPr>
-              <w:t>Usuário e senha de administração</w:t>
-            </w:r>
-          </w:p>
-        </w:tc>
-        <w:tc>
-          <w:tcPr>
-            <w:tcW w:type="dxa" w:w="5669"/>
-          </w:tcPr>
-          <w:p>
-            <w:r/>
-            <w:r>
-              <w:rPr>
-                <w:sz w:val="20"/>
-              </w:rPr>
-              <w:t>Entram na configuração. São outra senha</w:t>
-            </w:r>
-          </w:p>
-        </w:tc>
-      </w:tr>
-      <w:tr>
-        <w:tc>
-          <w:tcPr>
-            <w:tcW w:type="dxa" w:w="3685"/>
-          </w:tcPr>
-          <w:p>
-            <w:r/>
-            <w:r>
-              <w:rPr>
-                <w:sz w:val="20"/>
-              </w:rPr>
-              <w:t>Endereço de configuração</w:t>
-            </w:r>
-          </w:p>
-        </w:tc>
-        <w:tc>
-          <w:tcPr>
-            <w:tcW w:type="dxa" w:w="5669"/>
-          </w:tcPr>
-          <w:p>
-            <w:r/>
-            <w:r>
-              <w:rPr>
-                <w:sz w:val="20"/>
-              </w:rPr>
-              <w:t>O número que se digita no navegador</w:t>
-            </w:r>
-          </w:p>
-        </w:tc>
-      </w:tr>
-      <w:tr>
-        <w:tc>
-          <w:tcPr>
-            <w:tcW w:type="dxa" w:w="3685"/>
-          </w:tcPr>
-          <w:p>
-            <w:r/>
-            <w:r>
-              <w:rPr>
-                <w:sz w:val="20"/>
-              </w:rPr>
-              <w:t>Modelo e número de série</w:t>
-            </w:r>
-          </w:p>
-        </w:tc>
-        <w:tc>
-          <w:tcPr>
-            <w:tcW w:type="dxa" w:w="5669"/>
-          </w:tcPr>
-          <w:p>
-            <w:r/>
-            <w:r>
-              <w:rPr>
-                <w:sz w:val="20"/>
-              </w:rPr>
-              <w:t>O que o suporte do provedor vai pedir</w:t>
-            </w:r>
-          </w:p>
-        </w:tc>
-      </w:tr>
-    </w:tbl>
+    <w:p>
+      <w:pPr>
+        <w:spacing w:after="80"/>
+      </w:pPr>
+      <w:r>
+        <w:rPr>
+          <w:b w:val="0"/>
+          <w:i w:val="0"/>
+          <w:sz w:val="22"/>
+        </w:rPr>
+        <w:t>Use o slide "Aprendendo a ler a etiqueta" — é a mesma tabela da página 3 da folha. Leia junto com a turma uma etiqueta real antes de soltar as equipes. Nos TP-Link da bancada não tem usuário e senha de administração na etiqueta: eles pedem pra criar uma senha no primeiro acesso.</w:t>
+      </w:r>
+    </w:p>
+    <w:p>
+      <w:pPr>
+        <w:spacing w:after="80"/>
+      </w:pPr>
+      <w:r>
+        <w:rPr>
+          <w:b w:val="0"/>
+          <w:i w:val="0"/>
+          <w:sz w:val="22"/>
+        </w:rPr>
+        <w:t>Em seguida, o slide da capa do cabo: leia o exemplo pedaço por pedaço.</w:t>
+      </w:r>
+    </w:p>
     <w:p>
       <w:pPr>
         <w:spacing w:after="80"/>
@@ -2734,6 +2644,82 @@
           <w:sz w:val="22"/>
         </w:rPr>
         <w:t>"Tire uma foto da etiqueta antes de pendurar o aparelho na parede. Quem já instalou sabe por quê."</w:t>
+      </w:r>
+    </w:p>
+    <w:p>
+      <w:pPr>
+        <w:spacing w:before="200" w:after="120"/>
+      </w:pPr>
+      <w:r>
+        <w:rPr>
+          <w:b/>
+          <w:color w:val="0B5C5C"/>
+          <w:sz w:val="24"/>
+        </w:rPr>
+        <w:t>Conferindo as fichas — últimos 10 min do bloco</w:t>
+      </w:r>
+    </w:p>
+    <w:p>
+      <w:pPr>
+        <w:spacing w:after="80"/>
+      </w:pPr>
+      <w:r>
+        <w:rPr>
+          <w:b w:val="0"/>
+          <w:i w:val="0"/>
+          <w:sz w:val="22"/>
+        </w:rPr>
+        <w:t>Três slides de correção. Pergunte às equipes antes de mostrar cada um:</w:t>
+      </w:r>
+    </w:p>
+    <w:p>
+      <w:pPr>
+        <w:pStyle w:val="ListBullet"/>
+        <w:spacing w:after="40"/>
+      </w:pPr>
+      <w:r>
+        <w:rPr>
+          <w:sz w:val="22"/>
+        </w:rPr>
+        <w:t>Os dois roteadores: TL-WR840N (N300, só 2,4 GHz, portas de 100 Mbps, 9V 0,6A) × Archer C5 (AC1200, Dual Band, Gigabit, 12V 1A)</w:t>
+      </w:r>
+    </w:p>
+    <w:p>
+      <w:pPr>
+        <w:pStyle w:val="ListBullet"/>
+        <w:spacing w:after="40"/>
+      </w:pPr>
+      <w:r>
+        <w:rPr>
+          <w:sz w:val="22"/>
+        </w:rPr>
+        <w:t>Pense como técnico: a fonte de um NÃO serve no outro; pra 300 Mega no cabo, só o Archer (as portas do 840N param em ~94 Mbps)</w:t>
+      </w:r>
+    </w:p>
+    <w:p>
+      <w:pPr>
+        <w:pStyle w:val="ListBullet"/>
+        <w:spacing w:after="40"/>
+      </w:pPr>
+      <w:r>
+        <w:rPr>
+          <w:sz w:val="22"/>
+        </w:rPr>
+        <w:t>Cat5e × Cat6: os dois vão até 100 m e 1 Gbps; o Cat6 tem mais folga, fio mais grosso e muitas vezes a cruzeta por dentro</w:t>
+      </w:r>
+    </w:p>
+    <w:p>
+      <w:pPr>
+        <w:spacing w:after="80"/>
+      </w:pPr>
+      <w:r>
+        <w:rPr>
+          <w:b w:val="0"/>
+          <w:i/>
+          <w:color w:val="0B5C5C"/>
+          <w:sz w:val="22"/>
+        </w:rPr>
+        <w:t>"Mesma marca, mesmo endereço de configuração — e aparelhos bem diferentes. Por isso o técnico lê a etiqueta antes de prometer qualquer coisa ao cliente."</w:t>
       </w:r>
     </w:p>
     <w:p>

--- a/Roteiro - Redes 2 - Como a internet chega.docx
+++ b/Roteiro - Redes 2 - Como a internet chega.docx
@@ -283,7 +283,7 @@
               <w:rPr>
                 <w:sz w:val="20"/>
               </w:rPr>
-              <w:t>Modem ou caixinha de fibra, se houver</w:t>
+              <w:t>Os 2 modems de fibra (ONU): FiberHome HG6143D e AN5506-02-B</w:t>
             </w:r>
           </w:p>
         </w:tc>
@@ -297,7 +297,7 @@
               <w:rPr>
                 <w:sz w:val="20"/>
               </w:rPr>
-              <w:t>Mostrar a entrada da fibra</w:t>
+              <w:t>Mostrar a entrada da fibra e preencher a ficha do modem (página 5 da folha)</w:t>
             </w:r>
           </w:p>
         </w:tc>
@@ -357,7 +357,7 @@
               <w:rPr>
                 <w:sz w:val="20"/>
               </w:rPr>
-              <w:t>Ficha do cabo (página 5 da folha)</w:t>
+              <w:t>Ficha do cabo (página 6 da folha)</w:t>
             </w:r>
           </w:p>
         </w:tc>
@@ -520,7 +520,7 @@
         <w:rPr>
           <w:sz w:val="22"/>
         </w:rPr>
-        <w:t>A folha do aluno (5 páginas), uma por pessoa</w:t>
+        <w:t>A folha do aluno (6 páginas), uma por pessoa</w:t>
       </w:r>
     </w:p>
     <w:p>
@@ -544,7 +544,7 @@
         <w:rPr>
           <w:sz w:val="22"/>
         </w:rPr>
-        <w:t>As fichas de identificação fazem parte da folha: roteador (páginas 3 e 4) e cabo (página 5)</w:t>
+        <w:t>As fichas de identificação fazem parte da folha: roteador (páginas 3 e 4), modem de fibra (página 5) e cabo (página 6)</w:t>
       </w:r>
     </w:p>
     <w:p>
@@ -2474,7 +2474,19 @@
         <w:rPr>
           <w:sz w:val="22"/>
         </w:rPr>
-        <w:t>Ler a capa de um cabo Cat5e e de um Cat6 e preencher a ficha do cabo (página 5)</w:t>
+        <w:t>Ler a etiqueta dos dois modems de fibra (ONU) e preencher a ficha do modem (página 5)</w:t>
+      </w:r>
+    </w:p>
+    <w:p>
+      <w:pPr>
+        <w:pStyle w:val="ListBullet"/>
+        <w:spacing w:after="40"/>
+      </w:pPr>
+      <w:r>
+        <w:rPr>
+          <w:sz w:val="22"/>
+        </w:rPr>
+        <w:t>Ler a capa de um cabo Cat5e e de um Cat6 e preencher a ficha do cabo (página 6)</w:t>
       </w:r>
     </w:p>
     <w:p>
@@ -2629,6 +2641,33 @@
           <w:i w:val="0"/>
           <w:sz w:val="22"/>
         </w:rPr>
+        <w:t>Nos modems de fibra é diferente: a etiqueta do HG6143D traz usuário e senha de acesso (user / user1234) e a senha do Wi-Fi. Aproveite: "Senha de fábrica impressa na etiqueta é senha que qualquer visita lê. Na instalação, o técnico troca." O AN5506-02-B não tem SSID na etiqueta porque não tem Wi-Fi.</w:t>
+      </w:r>
+    </w:p>
+    <w:p>
+      <w:pPr>
+        <w:spacing w:after="80"/>
+      </w:pPr>
+      <w:r>
+        <w:rPr>
+          <w:b/>
+          <w:i w:val="0"/>
+          <w:color w:val="C5362B"/>
+          <w:sz w:val="22"/>
+        </w:rPr>
+        <w:t>Mostre o conector verde da fibra (SC/APC) no HG6143D: não se dobra o cabo de fibra e nunca se olha pra ponta com o equipamento ligado.</w:t>
+      </w:r>
+    </w:p>
+    <w:p>
+      <w:pPr>
+        <w:spacing w:after="80"/>
+      </w:pPr>
+      <w:r>
+        <w:rPr>
+          <w:b w:val="0"/>
+          <w:i w:val="0"/>
+          <w:sz w:val="22"/>
+        </w:rPr>
         <w:t>Em seguida, o slide da capa do cabo: leia o exemplo pedaço por pedaço.</w:t>
       </w:r>
     </w:p>
@@ -2669,7 +2708,7 @@
           <w:i w:val="0"/>
           <w:sz w:val="22"/>
         </w:rPr>
-        <w:t>Três slides de correção. Pergunte às equipes antes de mostrar cada um:</w:t>
+        <w:t>Quatro slides de correção. Pergunte às equipes antes de mostrar cada um:</w:t>
       </w:r>
     </w:p>
     <w:p>
@@ -2694,6 +2733,30 @@
           <w:sz w:val="22"/>
         </w:rPr>
         <w:t>Pense como técnico: a fonte de um NÃO serve no outro; pra 300 Mega no cabo, só o Archer (as portas do 840N param em ~94 Mbps)</w:t>
+      </w:r>
+    </w:p>
+    <w:p>
+      <w:pPr>
+        <w:pStyle w:val="ListBullet"/>
+        <w:spacing w:after="40"/>
+      </w:pPr>
+      <w:r>
+        <w:rPr>
+          <w:sz w:val="22"/>
+        </w:rPr>
+        <w:t>Os dois modems de fibra: HG6143D (tem Wi-Fi Dual Band, 12V 1,5A, acesso 192.168.1.1) × AN5506-02-B (sem Wi-Fi, 12V 1A — o cliente precisa de um roteador depois dele)</w:t>
+      </w:r>
+    </w:p>
+    <w:p>
+      <w:pPr>
+        <w:pStyle w:val="ListBullet"/>
+        <w:spacing w:after="40"/>
+      </w:pPr>
+      <w:r>
+        <w:rPr>
+          <w:sz w:val="22"/>
+        </w:rPr>
+        <w:t>Modem: a fonte de 12V 1,5A liga o AN5506 (mesma tensão, sobra corrente); a de 12V 1A no HG6143D NÃO serve (falta corrente). Trocou a ONU? O provedor precisa do novo GPON SN pra liberar</w:t>
       </w:r>
     </w:p>
     <w:p>

--- a/Roteiro - Redes 2 - Como a internet chega.docx
+++ b/Roteiro - Redes 2 - Como a internet chega.docx
@@ -297,7 +297,7 @@
               <w:rPr>
                 <w:sz w:val="20"/>
               </w:rPr>
-              <w:t>Mostrar a entrada da fibra e preencher a ficha do modem (página 5 da folha)</w:t>
+              <w:t>Mostrar a entrada da fibra e preencher a ficha do modem (página 4 da folha)</w:t>
             </w:r>
           </w:p>
         </w:tc>
@@ -357,7 +357,7 @@
               <w:rPr>
                 <w:sz w:val="20"/>
               </w:rPr>
-              <w:t>Ficha do cabo (página 6 da folha)</w:t>
+              <w:t>Ficha do cabo (página 5 da folha)</w:t>
             </w:r>
           </w:p>
         </w:tc>
@@ -544,7 +544,7 @@
         <w:rPr>
           <w:sz w:val="22"/>
         </w:rPr>
-        <w:t>As fichas de identificação fazem parte da folha: roteador (páginas 3 e 4), modem de fibra (página 5) e cabo (página 6)</w:t>
+        <w:t>As fichas de identificação fazem parte da folha: roteador (páginas 2 e 3), modem de fibra (página 4) e cabo (página 5). O role-play fica na página 6. A folha segue a ordem da aula</w:t>
       </w:r>
     </w:p>
     <w:p>
@@ -2419,6 +2419,20 @@
     </w:p>
     <w:p>
       <w:pPr>
+        <w:spacing w:after="80"/>
+      </w:pPr>
+      <w:r>
+        <w:rPr>
+          <w:b w:val="0"/>
+          <w:i/>
+          <w:color w:val="555555"/>
+          <w:sz w:val="20"/>
+        </w:rPr>
+        <w:t>Mesma ordem do slide da prática. Entre parênteses, onde o aluno anota na folha:</w:t>
+      </w:r>
+    </w:p>
+    <w:p>
+      <w:pPr>
         <w:pStyle w:val="ListBullet"/>
         <w:spacing w:after="40"/>
       </w:pPr>
@@ -2426,7 +2440,7 @@
         <w:rPr>
           <w:sz w:val="22"/>
         </w:rPr>
-        <w:t>Identificar cada equipamento na mesa e dizer em voz alta o que ele faz</w:t>
+        <w:t>1. Identificar cada equipamento na mesa e dizer em voz alta o que ele faz (conferir o quadro 2 da página 1)</w:t>
       </w:r>
     </w:p>
     <w:p>
@@ -2438,7 +2452,7 @@
         <w:rPr>
           <w:sz w:val="22"/>
         </w:rPr>
-        <w:t>Achar a porta WAN de cada roteador e explicar como reconheceu</w:t>
+        <w:t>2. Achar a porta WAN de cada roteador e explicar como reconheceu (página 2, linha da WAN; página 3, pergunta 1)</w:t>
       </w:r>
     </w:p>
     <w:p>
@@ -2450,7 +2464,7 @@
         <w:rPr>
           <w:sz w:val="22"/>
         </w:rPr>
-        <w:t>Contar as portas LAN e anotar</w:t>
+        <w:t>3. Contar as portas LAN e anotar (página 2, linha das portas LAN)</w:t>
       </w:r>
     </w:p>
     <w:p>
@@ -2462,7 +2476,7 @@
         <w:rPr>
           <w:sz w:val="22"/>
         </w:rPr>
-        <w:t>Ler a etiqueta de dois roteadores e preencher a ficha (páginas 3 e 4 da folha do aluno)</w:t>
+        <w:t>4. Ler a etiqueta de dois roteadores e preencher a ficha (página 2)</w:t>
       </w:r>
     </w:p>
     <w:p>
@@ -2474,7 +2488,7 @@
         <w:rPr>
           <w:sz w:val="22"/>
         </w:rPr>
-        <w:t>Ler a etiqueta dos dois modems de fibra (ONU) e preencher a ficha do modem (página 5)</w:t>
+        <w:t>5. Ligar o roteador e observar as luzes acendendo, uma por uma (página 3, quadro das luzes)</w:t>
       </w:r>
     </w:p>
     <w:p>
@@ -2486,7 +2500,7 @@
         <w:rPr>
           <w:sz w:val="22"/>
         </w:rPr>
-        <w:t>Ler a capa de um cabo Cat5e e de um Cat6 e preencher a ficha do cabo (página 6)</w:t>
+        <w:t>6. Ler a etiqueta dos dois modems de fibra (ONU) e preencher a ficha do modem (página 4)</w:t>
       </w:r>
     </w:p>
     <w:p>
@@ -2498,7 +2512,7 @@
         <w:rPr>
           <w:sz w:val="22"/>
         </w:rPr>
-        <w:t>Ligar o roteador e observar as luzes acendendo, uma por uma</w:t>
+        <w:t>7. Ler a capa de um cabo Cat5e e de um Cat6 e preencher a ficha do cabo (página 5)</w:t>
       </w:r>
     </w:p>
     <w:p>
@@ -2510,7 +2524,7 @@
         <w:rPr>
           <w:sz w:val="22"/>
         </w:rPr>
-        <w:t>Trocar de bancada com outra equipe e conferir o que o colega anotou</w:t>
+        <w:t>8. Trocar de bancada com outra equipe e conferir o que o colega anotou (assinar a linha no fim da página 5)</w:t>
       </w:r>
     </w:p>
     <w:p>
@@ -2628,7 +2642,7 @@
           <w:i w:val="0"/>
           <w:sz w:val="22"/>
         </w:rPr>
-        <w:t>Use o slide "Aprendendo a ler a etiqueta" — é a mesma tabela da página 3 da folha. Leia junto com a turma uma etiqueta real antes de soltar as equipes. Nos TP-Link da bancada não tem usuário e senha de administração na etiqueta: eles pedem pra criar uma senha no primeiro acesso.</w:t>
+        <w:t>Use o slide "Aprendendo a ler a etiqueta" — é a mesma tabela da página 2 da folha. Leia junto com a turma uma etiqueta real antes de soltar as equipes. Nos TP-Link da bancada não tem usuário e senha de administração na etiqueta: eles pedem pra criar uma senha no primeiro acesso.</w:t>
       </w:r>
     </w:p>
     <w:p>
@@ -3211,6 +3225,19 @@
           <w:sz w:val="22"/>
         </w:rPr>
         <w:t>"Vocês vão fazer duplas. Um faz o cliente, outro faz o técnico. Eu vou dar um cartão de chamado pra dupla. O técnico não pode ver o cartão. Ele tem que descobrir qual equipamento está com problema perguntando pro cliente."</w:t>
+      </w:r>
+    </w:p>
+    <w:p>
+      <w:pPr>
+        <w:spacing w:after="80"/>
+      </w:pPr>
+      <w:r>
+        <w:rPr>
+          <w:b w:val="0"/>
+          <w:i w:val="0"/>
+          <w:sz w:val="22"/>
+        </w:rPr>
+        <w:t>Os cinco chamados estão na página 6 da folha do aluno, a última. O técnico anota lá as perguntas e o equipamento suspeito.</w:t>
       </w:r>
     </w:p>
     <w:p>

--- a/Roteiro - Redes 2 - Como a internet chega.docx
+++ b/Roteiro - Redes 2 - Como a internet chega.docx
@@ -2722,7 +2722,7 @@
           <w:i w:val="0"/>
           <w:sz w:val="22"/>
         </w:rPr>
-        <w:t>Quatro slides de correção. Pergunte às equipes antes de mostrar cada um:</w:t>
+        <w:t>Cinco slides de correção, na mesma ordem das perguntas da folha. Pergunte às equipes antes de mostrar cada um:</w:t>
       </w:r>
     </w:p>
     <w:p>
@@ -2746,7 +2746,7 @@
         <w:rPr>
           <w:sz w:val="22"/>
         </w:rPr>
-        <w:t>Pense como técnico: a fonte de um NÃO serve no outro; pra 300 Mega no cabo, só o Archer (as portas do 840N param em ~94 Mbps)</w:t>
+        <w:t>Pense como técnico · roteador (pág. 3): 1) WAN = porta separada, outra cor, escrito WAN/Internet; 2) a fonte de um NÃO serve no outro (9V × 12V); 3) pra 300 Mega no cabo, só o Archer (as portas do 840N param em ~94 Mbps)</w:t>
       </w:r>
     </w:p>
     <w:p>
@@ -2770,7 +2770,7 @@
         <w:rPr>
           <w:sz w:val="22"/>
         </w:rPr>
-        <w:t>Modem: a fonte de 12V 1,5A liga o AN5506 (mesma tensão, sobra corrente); a de 12V 1A no HG6143D NÃO serve (falta corrente). Trocou a ONU? O provedor precisa do novo GPON SN pra liberar</w:t>
+        <w:t>Pense como técnico · modem (pág. 4): 1) falta um roteador, ligado da LAN da ONU para a WAN do roteador; 2) a fonte de 12V 1,5A liga o AN5506 (mesma tensão, sobra corrente), a de 12V 1A no HG6143D NÃO serve (falta corrente); 3) o provedor pede o GPON SN novo, é por ele que reconhece e libera o aparelho</w:t>
       </w:r>
     </w:p>
     <w:p>
